--- a/samples/change-order-form.docx
+++ b/samples/change-order-form.docx
@@ -106,7 +106,7 @@
         <w:spacing w:after="160"/>
       </w:pPr>
       <w:r>
-        <w:t xml:space="preserve">{#is_price_increase}The contract price increases by {price_change_amount}.{/is_price_increase}{^is_price_increase}The contract price decreases by {price_change_amount}.{/is_price_increase} The new total contract price is {new_contract_total}. {#has_payment_change}The change is paid as follows: {payment_terms_for_change}.{/has_payment_change}{^has_payment_change}It is invoiced and paid on the same terms as the original contract.{/has_payment_change}</w:t>
+        <w:t xml:space="preserve">The contract price was {original_contract_price}. {#is_price_increase}This change increases it by {price_change_amount}.{/is_price_increase}{^is_price_increase}This change decreases it by {price_change_amount}.{/is_price_increase} The new total contract price is {new_contract_total}. {#has_payment_change}The change is paid as follows: {payment_terms_for_change}.{/has_payment_change}{^has_payment_change}It is invoiced and paid on the same terms as the original contract.{/has_payment_change}</w:t>
       </w:r>
     </w:p>
     <w:p>
